--- a/docs/final-report/AI보안거버넌스_현장연구회_최종결과보고서.docx
+++ b/docs/final-report/AI보안거버넌스_현장연구회_최종결과보고서.docx
@@ -5839,7 +5839,7 @@
                 <w:b w:val="0"/>
                 <w:sz w:val="18"/>
               </w:rPr>
-              <w:t>AI Sandbox — 입력을 AI 회사와 공유하지 않고 학습에 쓰지 않음. 개인 계정 일반 AI 에는 Level 1(공개) 자료만</w:t>
+              <w:t>AI Sandbox — 입력을 AI 회사와 공유하지 않고 학습에 쓰지 않음. 의대(HMS) 지침: 개인 계정 일반 AI 는 Level 1(공개) 자료만 · 학교 계약 AI 는 Level 3 까지 · Level 4 는 승인된 AI 없음(IT 와 먼저 협의) · Level 5 금지</w:t>
             </w:r>
           </w:p>
         </w:tc>
